--- a/templates/sanitized/bank-fin-maintenance-waiver.docx
+++ b/templates/sanitized/bank-fin-maintenance-waiver.docx
@@ -1579,7 +1579,7 @@
           <w:szCs w:val="28"/>
           <w:rtl/>
         </w:rPr>
-        <w:t xml:space="preserve"/>
+        <w:t xml:space="preserve">‏</w:t>
       </w:r>
     </w:p>
     <w:p>
